--- a/zht/docx/149.content.docx
+++ b/zht/docx/149.content.docx
@@ -476,18 +476,12 @@
           <w:lang w:val="zh_TW" w:bidi="zh_TW"/>
         </w:rPr>
       </w:r>
-      <w:hyperlink r:id="rId13">
-        <w:r>
-          <w:rPr>
-            <w:lang w:val="zh_TW" w:bidi="zh_TW"/>
-          </w:rPr>
-          <w:rPr>
-            <w:color w:val="0000EE"/>
-            <w:u w:val="single"/>
-          </w:rPr>
-          <w:t>創世記50:17</w:t>
-        </w:r>
-      </w:hyperlink>
+      <w:r>
+        <w:rPr>
+          <w:lang w:val="zh_TW" w:bidi="zh_TW"/>
+        </w:rPr>
+        <w:t>創世記50:17</w:t>
+      </w:r>
     </w:p>
     <w:p>
       <w:pPr>
@@ -500,18 +494,12 @@
           <w:lang w:val="zh_TW" w:bidi="zh_TW"/>
         </w:rPr>
       </w:r>
-      <w:hyperlink r:id="rId14">
-        <w:r>
-          <w:rPr>
-            <w:lang w:val="zh_TW" w:bidi="zh_TW"/>
-          </w:rPr>
-          <w:rPr>
-            <w:color w:val="0000EE"/>
-            <w:u w:val="single"/>
-          </w:rPr>
-          <w:t>民數記14:17–19</w:t>
-        </w:r>
-      </w:hyperlink>
+      <w:r>
+        <w:rPr>
+          <w:lang w:val="zh_TW" w:bidi="zh_TW"/>
+        </w:rPr>
+        <w:t>民數記14:17–19</w:t>
+      </w:r>
     </w:p>
     <w:p>
       <w:pPr>
@@ -524,18 +512,12 @@
           <w:lang w:val="zh_TW" w:bidi="zh_TW"/>
         </w:rPr>
       </w:r>
-      <w:hyperlink r:id="rId15">
-        <w:r>
-          <w:rPr>
-            <w:lang w:val="zh_TW" w:bidi="zh_TW"/>
-          </w:rPr>
-          <w:rPr>
-            <w:color w:val="0000EE"/>
-            <w:u w:val="single"/>
-          </w:rPr>
-          <w:t>申命記29:20–21</w:t>
-        </w:r>
-      </w:hyperlink>
+      <w:r>
+        <w:rPr>
+          <w:lang w:val="zh_TW" w:bidi="zh_TW"/>
+        </w:rPr>
+        <w:t>申命記29:20–21</w:t>
+      </w:r>
     </w:p>
     <w:p>
       <w:pPr>
@@ -548,18 +530,12 @@
           <w:lang w:val="zh_TW" w:bidi="zh_TW"/>
         </w:rPr>
       </w:r>
-      <w:hyperlink r:id="rId16">
-        <w:r>
-          <w:rPr>
-            <w:lang w:val="zh_TW" w:bidi="zh_TW"/>
-          </w:rPr>
-          <w:rPr>
-            <w:color w:val="0000EE"/>
-            <w:u w:val="single"/>
-          </w:rPr>
-          <w:t>約書亞記24:19–20</w:t>
-        </w:r>
-      </w:hyperlink>
+      <w:r>
+        <w:rPr>
+          <w:lang w:val="zh_TW" w:bidi="zh_TW"/>
+        </w:rPr>
+        <w:t>約書亞記24:19–20</w:t>
+      </w:r>
     </w:p>
     <w:p>
       <w:pPr>
@@ -572,18 +548,12 @@
           <w:lang w:val="zh_TW" w:bidi="zh_TW"/>
         </w:rPr>
       </w:r>
-      <w:hyperlink r:id="rId17">
-        <w:r>
-          <w:rPr>
-            <w:lang w:val="zh_TW" w:bidi="zh_TW"/>
-          </w:rPr>
-          <w:rPr>
-            <w:color w:val="0000EE"/>
-            <w:u w:val="single"/>
-          </w:rPr>
-          <w:t>列王紀下5:17–19</w:t>
-        </w:r>
-      </w:hyperlink>
+      <w:r>
+        <w:rPr>
+          <w:lang w:val="zh_TW" w:bidi="zh_TW"/>
+        </w:rPr>
+        <w:t>列王紀下5:17–19</w:t>
+      </w:r>
     </w:p>
     <w:p>
       <w:pPr>
@@ -596,18 +566,12 @@
           <w:lang w:val="zh_TW" w:bidi="zh_TW"/>
         </w:rPr>
       </w:r>
-      <w:hyperlink r:id="rId18">
-        <w:r>
-          <w:rPr>
-            <w:lang w:val="zh_TW" w:bidi="zh_TW"/>
-          </w:rPr>
-          <w:rPr>
-            <w:color w:val="0000EE"/>
-            <w:u w:val="single"/>
-          </w:rPr>
-          <w:t>詩篇25:11</w:t>
-        </w:r>
-      </w:hyperlink>
+      <w:r>
+        <w:rPr>
+          <w:lang w:val="zh_TW" w:bidi="zh_TW"/>
+        </w:rPr>
+        <w:t>詩篇25:11</w:t>
+      </w:r>
     </w:p>
     <w:p>
       <w:pPr>
@@ -620,18 +584,12 @@
           <w:lang w:val="zh_TW" w:bidi="zh_TW"/>
         </w:rPr>
       </w:r>
-      <w:hyperlink r:id="rId19">
-        <w:r>
-          <w:rPr>
-            <w:lang w:val="zh_TW" w:bidi="zh_TW"/>
-          </w:rPr>
-          <w:rPr>
-            <w:color w:val="0000EE"/>
-            <w:u w:val="single"/>
-          </w:rPr>
-          <w:t>詩篇25:17–19</w:t>
-        </w:r>
-      </w:hyperlink>
+      <w:r>
+        <w:rPr>
+          <w:lang w:val="zh_TW" w:bidi="zh_TW"/>
+        </w:rPr>
+        <w:t>詩篇25:17–19</w:t>
+      </w:r>
     </w:p>
     <w:p>
       <w:pPr>
@@ -644,18 +602,12 @@
           <w:lang w:val="zh_TW" w:bidi="zh_TW"/>
         </w:rPr>
       </w:r>
-      <w:hyperlink r:id="rId20">
-        <w:r>
-          <w:rPr>
-            <w:lang w:val="zh_TW" w:bidi="zh_TW"/>
-          </w:rPr>
-          <w:rPr>
-            <w:color w:val="0000EE"/>
-            <w:u w:val="single"/>
-          </w:rPr>
-          <w:t>以賽亞書55:6–7</w:t>
-        </w:r>
-      </w:hyperlink>
+      <w:r>
+        <w:rPr>
+          <w:lang w:val="zh_TW" w:bidi="zh_TW"/>
+        </w:rPr>
+        <w:t>以賽亞書55:6–7</w:t>
+      </w:r>
     </w:p>
     <w:p>
       <w:pPr>
@@ -668,18 +620,12 @@
           <w:lang w:val="zh_TW" w:bidi="zh_TW"/>
         </w:rPr>
       </w:r>
-      <w:hyperlink r:id="rId21">
-        <w:r>
-          <w:rPr>
-            <w:lang w:val="zh_TW" w:bidi="zh_TW"/>
-          </w:rPr>
-          <w:rPr>
-            <w:color w:val="0000EE"/>
-            <w:u w:val="single"/>
-          </w:rPr>
-          <w:t>以賽亞書40:2</w:t>
-        </w:r>
-      </w:hyperlink>
+      <w:r>
+        <w:rPr>
+          <w:lang w:val="zh_TW" w:bidi="zh_TW"/>
+        </w:rPr>
+        <w:t>以賽亞書40:2</w:t>
+      </w:r>
     </w:p>
     <w:p>
       <w:pPr>
@@ -692,18 +638,12 @@
           <w:lang w:val="zh_TW" w:bidi="zh_TW"/>
         </w:rPr>
       </w:r>
-      <w:hyperlink r:id="rId22">
-        <w:r>
-          <w:rPr>
-            <w:lang w:val="zh_TW" w:bidi="zh_TW"/>
-          </w:rPr>
-          <w:rPr>
-            <w:color w:val="0000EE"/>
-            <w:u w:val="single"/>
-          </w:rPr>
-          <w:t>路加福音5:21</w:t>
-        </w:r>
-      </w:hyperlink>
+      <w:r>
+        <w:rPr>
+          <w:lang w:val="zh_TW" w:bidi="zh_TW"/>
+        </w:rPr>
+        <w:t>路加福音5:21</w:t>
+      </w:r>
     </w:p>
     <w:p>
       <w:pPr>
@@ -716,18 +656,12 @@
           <w:lang w:val="zh_TW" w:bidi="zh_TW"/>
         </w:rPr>
       </w:r>
-      <w:hyperlink r:id="rId23">
-        <w:r>
-          <w:rPr>
-            <w:lang w:val="zh_TW" w:bidi="zh_TW"/>
-          </w:rPr>
-          <w:rPr>
-            <w:color w:val="0000EE"/>
-            <w:u w:val="single"/>
-          </w:rPr>
-          <w:t>使徒行傳8:22</w:t>
-        </w:r>
-      </w:hyperlink>
+      <w:r>
+        <w:rPr>
+          <w:lang w:val="zh_TW" w:bidi="zh_TW"/>
+        </w:rPr>
+        <w:t>使徒行傳8:22</w:t>
+      </w:r>
     </w:p>
     <w:p>
       <w:pPr>
@@ -740,18 +674,12 @@
           <w:lang w:val="zh_TW" w:bidi="zh_TW"/>
         </w:rPr>
       </w:r>
-      <w:hyperlink r:id="rId24">
-        <w:r>
-          <w:rPr>
-            <w:lang w:val="zh_TW" w:bidi="zh_TW"/>
-          </w:rPr>
-          <w:rPr>
-            <w:color w:val="0000EE"/>
-            <w:u w:val="single"/>
-          </w:rPr>
-          <w:t>以弗所書4:31–32</w:t>
-        </w:r>
-      </w:hyperlink>
+      <w:r>
+        <w:rPr>
+          <w:lang w:val="zh_TW" w:bidi="zh_TW"/>
+        </w:rPr>
+        <w:t>以弗所書4:31–32</w:t>
+      </w:r>
     </w:p>
     <w:p>
       <w:pPr>
@@ -764,18 +692,12 @@
           <w:lang w:val="zh_TW" w:bidi="zh_TW"/>
         </w:rPr>
       </w:r>
-      <w:hyperlink r:id="rId25">
-        <w:r>
-          <w:rPr>
-            <w:lang w:val="zh_TW" w:bidi="zh_TW"/>
-          </w:rPr>
-          <w:rPr>
-            <w:color w:val="0000EE"/>
-            <w:u w:val="single"/>
-          </w:rPr>
-          <w:t>歌羅西書3:12–14</w:t>
-        </w:r>
-      </w:hyperlink>
+      <w:r>
+        <w:rPr>
+          <w:lang w:val="zh_TW" w:bidi="zh_TW"/>
+        </w:rPr>
+        <w:t>歌羅西書3:12–14</w:t>
+      </w:r>
     </w:p>
     <w:p>
       <w:pPr>
@@ -788,18 +710,12 @@
           <w:lang w:val="zh_TW" w:bidi="zh_TW"/>
         </w:rPr>
       </w:r>
-      <w:hyperlink r:id="rId26">
-        <w:r>
-          <w:rPr>
-            <w:lang w:val="zh_TW" w:bidi="zh_TW"/>
-          </w:rPr>
-          <w:rPr>
-            <w:color w:val="0000EE"/>
-            <w:u w:val="single"/>
-          </w:rPr>
-          <w:t>約翰壹書2:12</w:t>
-        </w:r>
-      </w:hyperlink>
+      <w:r>
+        <w:rPr>
+          <w:lang w:val="zh_TW" w:bidi="zh_TW"/>
+        </w:rPr>
+        <w:t>約翰壹書2:12</w:t>
+      </w:r>
     </w:p>
     <w:p>
       <w:pPr>
